--- a/Python Assignments/Python_Assignments.docx
+++ b/Python Assignments/Python_Assignments.docx
@@ -51,21 +51,35 @@
         <w:spacing w:after="0"/>
         <w:rPr>
           <w:color w:val="2F5496" w:themeColor="accent1" w:themeShade="BF"/>
-        </w:rPr>
-      </w:pPr>
+          <w:sz w:val="28"/>
+          <w:szCs w:val="28"/>
+        </w:rPr>
+      </w:pPr>
+      <w:r>
+        <w:rPr>
+          <w:color w:val="2F5496" w:themeColor="accent1" w:themeShade="BF"/>
+          <w:sz w:val="28"/>
+          <w:szCs w:val="28"/>
+        </w:rPr>
+        <w:t>Hari Prakash D (ID: 14313)</w:t>
+      </w:r>
     </w:p>
     <w:p>
       <w:pPr>
         <w:spacing w:after="0"/>
         <w:rPr>
           <w:color w:val="2F5496" w:themeColor="accent1" w:themeShade="BF"/>
+          <w:sz w:val="28"/>
+          <w:szCs w:val="28"/>
         </w:rPr>
       </w:pPr>
       <w:r>
         <w:rPr>
           <w:color w:val="2F5496" w:themeColor="accent1" w:themeShade="BF"/>
-        </w:rPr>
-        <w:t>Hari Prakash D (ID: 14313)</w:t>
+          <w:sz w:val="28"/>
+          <w:szCs w:val="28"/>
+        </w:rPr>
+        <w:t>Batch: PPMCAD B17A</w:t>
       </w:r>
     </w:p>
     <w:p>
@@ -79,7 +93,7 @@
         <w:rPr>
           <w:color w:val="2F5496" w:themeColor="accent1" w:themeShade="BF"/>
         </w:rPr>
-        <w:t>Batch: PPMCAD B17A</w:t>
+        <w:t>9916137763</w:t>
       </w:r>
     </w:p>
     <w:p>
@@ -93,7 +107,52 @@
         <w:rPr>
           <w:color w:val="2F5496" w:themeColor="accent1" w:themeShade="BF"/>
         </w:rPr>
-        <w:t>-------------------------------------------------------------------------------------------------------------------------------</w:t>
+        <w:t>hari.dprakash@gmail.com</w:t>
+      </w:r>
+    </w:p>
+    <w:p>
+      <w:pPr>
+        <w:spacing w:after="0"/>
+        <w:rPr>
+          <w:color w:val="2F5496" w:themeColor="accent1" w:themeShade="BF"/>
+        </w:rPr>
+      </w:pPr>
+      <w:hyperlink r:id="rId4" w:history="1">
+        <w:r>
+          <w:rPr>
+            <w:rStyle w:val="Hyperlink"/>
+            <w:color w:val="034990" w:themeColor="hyperlink" w:themeShade="BF"/>
+          </w:rPr>
+          <w:t>https://github.com/Hariprakash-d</w:t>
+        </w:r>
+        <w:r>
+          <w:rPr>
+            <w:rStyle w:val="Hyperlink"/>
+            <w:color w:val="034990" w:themeColor="hyperlink" w:themeShade="BF"/>
+          </w:rPr>
+          <w:t>/</w:t>
+        </w:r>
+        <w:r>
+          <w:rPr>
+            <w:rStyle w:val="Hyperlink"/>
+            <w:color w:val="034990" w:themeColor="hyperlink" w:themeShade="BF"/>
+          </w:rPr>
+          <w:t>PythonProgramming_PPMCAD_B17A</w:t>
+        </w:r>
+      </w:hyperlink>
+    </w:p>
+    <w:p>
+      <w:pPr>
+        <w:spacing w:after="0"/>
+        <w:rPr>
+          <w:color w:val="2F5496" w:themeColor="accent1" w:themeShade="BF"/>
+        </w:rPr>
+      </w:pPr>
+      <w:r>
+        <w:rPr>
+          <w:color w:val="2F5496" w:themeColor="accent1" w:themeShade="BF"/>
+        </w:rPr>
+        <w:t>--------------------------------------------------------------------------------------------------------------------------</w:t>
       </w:r>
     </w:p>
     <w:p>
@@ -109,32 +168,23 @@
       <w:pPr>
         <w:spacing w:after="0"/>
         <w:rPr>
+          <w:u w:val="single"/>
+        </w:rPr>
+      </w:pPr>
+      <w:r>
+        <w:rPr>
           <w:color w:val="1F3864" w:themeColor="accent1" w:themeShade="80"/>
           <w:u w:val="single"/>
         </w:rPr>
-      </w:pPr>
+        <w:t xml:space="preserve">Q1. </w:t>
+      </w:r>
       <w:r>
         <w:rPr>
           <w:color w:val="1F3864" w:themeColor="accent1" w:themeShade="80"/>
           <w:u w:val="single"/>
         </w:rPr>
-        <w:t xml:space="preserve">Q1. </w:t>
-      </w:r>
-      <w:r>
-        <w:rPr>
-          <w:color w:val="1F3864" w:themeColor="accent1" w:themeShade="80"/>
-          <w:u w:val="single"/>
-        </w:rPr>
         <w:t>ATM Withdrawal System</w:t>
       </w:r>
-    </w:p>
-    <w:p>
-      <w:pPr>
-        <w:spacing w:after="0"/>
-        <w:rPr>
-          <w:u w:val="single"/>
-        </w:rPr>
-      </w:pPr>
     </w:p>
     <w:p>
       <w:pPr>
@@ -1633,7 +1683,7 @@
                     <pic:cNvPicPr/>
                   </pic:nvPicPr>
                   <pic:blipFill>
-                    <a:blip r:embed="rId4"/>
+                    <a:blip r:embed="rId5"/>
                     <a:stretch>
                       <a:fillRect/>
                     </a:stretch>
@@ -1663,19 +1713,6 @@
     </w:p>
     <w:p>
       <w:pPr>
-        <w:rPr>
-          <w:u w:val="single"/>
-        </w:rPr>
-      </w:pPr>
-      <w:r>
-        <w:rPr>
-          <w:u w:val="single"/>
-        </w:rPr>
-        <w:br w:type="page"/>
-      </w:r>
-    </w:p>
-    <w:p>
-      <w:pPr>
         <w:spacing w:after="0"/>
         <w:rPr>
           <w:color w:val="1F3864" w:themeColor="accent1" w:themeShade="80"/>
@@ -1687,14 +1724,27 @@
           <w:color w:val="1F3864" w:themeColor="accent1" w:themeShade="80"/>
           <w:u w:val="single"/>
         </w:rPr>
-        <w:lastRenderedPageBreak/>
-        <w:t xml:space="preserve">Q1. </w:t>
+        <w:t>Q</w:t>
       </w:r>
       <w:r>
         <w:rPr>
           <w:color w:val="1F3864" w:themeColor="accent1" w:themeShade="80"/>
           <w:u w:val="single"/>
         </w:rPr>
+        <w:t>2</w:t>
+      </w:r>
+      <w:r>
+        <w:rPr>
+          <w:color w:val="1F3864" w:themeColor="accent1" w:themeShade="80"/>
+          <w:u w:val="single"/>
+        </w:rPr>
+        <w:t xml:space="preserve">. </w:t>
+      </w:r>
+      <w:r>
+        <w:rPr>
+          <w:color w:val="1F3864" w:themeColor="accent1" w:themeShade="80"/>
+          <w:u w:val="single"/>
+        </w:rPr>
         <w:t>Restaurant Bill Calculator</w:t>
       </w:r>
     </w:p>
@@ -2065,6 +2115,7 @@
           <w:szCs w:val="20"/>
           <w:highlight w:val="lightGray"/>
         </w:rPr>
+        <w:lastRenderedPageBreak/>
         <w:t>    7. Total Bill: Amount after service + Tax + Tip</w:t>
       </w:r>
     </w:p>
@@ -3072,24 +3123,17 @@
           <w:u w:val="single"/>
         </w:rPr>
       </w:pPr>
-      <w:r>
+    </w:p>
+    <w:p>
+      <w:pPr>
         <w:rPr>
           <w:u w:val="single"/>
         </w:rPr>
-        <w:br w:type="page"/>
-      </w:r>
-    </w:p>
-    <w:p>
-      <w:pPr>
+      </w:pPr>
+      <w:r>
         <w:rPr>
           <w:u w:val="single"/>
         </w:rPr>
-      </w:pPr>
-      <w:r>
-        <w:rPr>
-          <w:u w:val="single"/>
-        </w:rPr>
-        <w:lastRenderedPageBreak/>
         <w:t>Output:</w:t>
       </w:r>
     </w:p>
@@ -3119,7 +3163,7 @@
                     <pic:cNvPicPr/>
                   </pic:nvPicPr>
                   <pic:blipFill>
-                    <a:blip r:embed="rId5"/>
+                    <a:blip r:embed="rId6"/>
                     <a:stretch>
                       <a:fillRect/>
                     </a:stretch>
@@ -3146,6 +3190,1755 @@
           <w:u w:val="single"/>
         </w:rPr>
       </w:pPr>
+    </w:p>
+    <w:p>
+      <w:pPr>
+        <w:spacing w:after="0"/>
+        <w:rPr>
+          <w:color w:val="1F3864" w:themeColor="accent1" w:themeShade="80"/>
+          <w:u w:val="single"/>
+        </w:rPr>
+      </w:pPr>
+      <w:r>
+        <w:rPr>
+          <w:color w:val="1F3864" w:themeColor="accent1" w:themeShade="80"/>
+          <w:u w:val="single"/>
+        </w:rPr>
+        <w:lastRenderedPageBreak/>
+        <w:t>Q</w:t>
+      </w:r>
+      <w:r>
+        <w:rPr>
+          <w:color w:val="1F3864" w:themeColor="accent1" w:themeShade="80"/>
+          <w:u w:val="single"/>
+        </w:rPr>
+        <w:t>3</w:t>
+      </w:r>
+      <w:r>
+        <w:rPr>
+          <w:color w:val="1F3864" w:themeColor="accent1" w:themeShade="80"/>
+          <w:u w:val="single"/>
+        </w:rPr>
+        <w:t xml:space="preserve">. </w:t>
+      </w:r>
+      <w:r>
+        <w:rPr>
+          <w:color w:val="1F3864" w:themeColor="accent1" w:themeShade="80"/>
+          <w:u w:val="single"/>
+        </w:rPr>
+        <w:t>Login Authentication System</w:t>
+      </w:r>
+    </w:p>
+    <w:p>
+      <w:pPr>
+        <w:spacing w:after="0"/>
+      </w:pPr>
+      <w:r>
+        <w:t>Code:</w:t>
+      </w:r>
+    </w:p>
+    <w:p>
+      <w:pPr>
+        <w:spacing w:after="0" w:line="240" w:lineRule="auto"/>
+        <w:rPr>
+          <w:rFonts w:ascii="Calibri Light" w:hAnsi="Calibri Light" w:cs="Calibri Light"/>
+          <w:color w:val="2E74B5" w:themeColor="accent5" w:themeShade="BF"/>
+          <w:sz w:val="20"/>
+          <w:szCs w:val="20"/>
+          <w:highlight w:val="lightGray"/>
+        </w:rPr>
+      </w:pPr>
+      <w:r>
+        <w:rPr>
+          <w:rFonts w:ascii="Calibri Light" w:hAnsi="Calibri Light" w:cs="Calibri Light"/>
+          <w:color w:val="2E74B5" w:themeColor="accent5" w:themeShade="BF"/>
+          <w:sz w:val="20"/>
+          <w:szCs w:val="20"/>
+          <w:highlight w:val="lightGray"/>
+        </w:rPr>
+        <w:t>"""</w:t>
+      </w:r>
+    </w:p>
+    <w:p>
+      <w:pPr>
+        <w:spacing w:after="0" w:line="240" w:lineRule="auto"/>
+        <w:rPr>
+          <w:rFonts w:ascii="Calibri Light" w:hAnsi="Calibri Light" w:cs="Calibri Light"/>
+          <w:color w:val="2E74B5" w:themeColor="accent5" w:themeShade="BF"/>
+          <w:sz w:val="20"/>
+          <w:szCs w:val="20"/>
+          <w:highlight w:val="lightGray"/>
+        </w:rPr>
+      </w:pPr>
+      <w:r>
+        <w:rPr>
+          <w:rFonts w:ascii="Calibri Light" w:hAnsi="Calibri Light" w:cs="Calibri Light"/>
+          <w:color w:val="2E74B5" w:themeColor="accent5" w:themeShade="BF"/>
+          <w:sz w:val="20"/>
+          <w:szCs w:val="20"/>
+          <w:highlight w:val="lightGray"/>
+        </w:rPr>
+        <w:t>---------------------------------------------------------------</w:t>
+      </w:r>
+    </w:p>
+    <w:p>
+      <w:pPr>
+        <w:spacing w:after="0" w:line="240" w:lineRule="auto"/>
+        <w:rPr>
+          <w:rFonts w:ascii="Calibri Light" w:hAnsi="Calibri Light" w:cs="Calibri Light"/>
+          <w:color w:val="2E74B5" w:themeColor="accent5" w:themeShade="BF"/>
+          <w:sz w:val="20"/>
+          <w:szCs w:val="20"/>
+          <w:highlight w:val="lightGray"/>
+        </w:rPr>
+      </w:pPr>
+      <w:r>
+        <w:rPr>
+          <w:rFonts w:ascii="Calibri Light" w:hAnsi="Calibri Light" w:cs="Calibri Light"/>
+          <w:color w:val="2E74B5" w:themeColor="accent5" w:themeShade="BF"/>
+          <w:sz w:val="20"/>
+          <w:szCs w:val="20"/>
+          <w:highlight w:val="lightGray"/>
+        </w:rPr>
+        <w:t>Author: Hari Prakash D (ID: 14313, Batch-17A)</w:t>
+      </w:r>
+    </w:p>
+    <w:p>
+      <w:pPr>
+        <w:spacing w:after="0" w:line="240" w:lineRule="auto"/>
+        <w:rPr>
+          <w:rFonts w:ascii="Calibri Light" w:hAnsi="Calibri Light" w:cs="Calibri Light"/>
+          <w:color w:val="2E74B5" w:themeColor="accent5" w:themeShade="BF"/>
+          <w:sz w:val="20"/>
+          <w:szCs w:val="20"/>
+          <w:highlight w:val="lightGray"/>
+        </w:rPr>
+      </w:pPr>
+      <w:r>
+        <w:rPr>
+          <w:rFonts w:ascii="Calibri Light" w:hAnsi="Calibri Light" w:cs="Calibri Light"/>
+          <w:color w:val="2E74B5" w:themeColor="accent5" w:themeShade="BF"/>
+          <w:sz w:val="20"/>
+          <w:szCs w:val="20"/>
+          <w:highlight w:val="lightGray"/>
+        </w:rPr>
+        <w:t>Date: 13-APR-2026</w:t>
+      </w:r>
+    </w:p>
+    <w:p>
+      <w:pPr>
+        <w:spacing w:after="0" w:line="240" w:lineRule="auto"/>
+        <w:rPr>
+          <w:rFonts w:ascii="Calibri Light" w:hAnsi="Calibri Light" w:cs="Calibri Light"/>
+          <w:color w:val="2E74B5" w:themeColor="accent5" w:themeShade="BF"/>
+          <w:sz w:val="20"/>
+          <w:szCs w:val="20"/>
+          <w:highlight w:val="lightGray"/>
+        </w:rPr>
+      </w:pPr>
+      <w:r>
+        <w:rPr>
+          <w:rFonts w:ascii="Calibri Light" w:hAnsi="Calibri Light" w:cs="Calibri Light"/>
+          <w:color w:val="2E74B5" w:themeColor="accent5" w:themeShade="BF"/>
+          <w:sz w:val="20"/>
+          <w:szCs w:val="20"/>
+          <w:highlight w:val="lightGray"/>
+        </w:rPr>
+        <w:t>---------------------------------------------------------------</w:t>
+      </w:r>
+    </w:p>
+    <w:p>
+      <w:pPr>
+        <w:spacing w:after="0" w:line="240" w:lineRule="auto"/>
+        <w:rPr>
+          <w:rFonts w:ascii="Calibri Light" w:hAnsi="Calibri Light" w:cs="Calibri Light"/>
+          <w:color w:val="2E74B5" w:themeColor="accent5" w:themeShade="BF"/>
+          <w:sz w:val="20"/>
+          <w:szCs w:val="20"/>
+          <w:highlight w:val="lightGray"/>
+        </w:rPr>
+      </w:pPr>
+    </w:p>
+    <w:p>
+      <w:pPr>
+        <w:spacing w:after="0" w:line="240" w:lineRule="auto"/>
+        <w:rPr>
+          <w:rFonts w:ascii="Calibri Light" w:hAnsi="Calibri Light" w:cs="Calibri Light"/>
+          <w:color w:val="2E74B5" w:themeColor="accent5" w:themeShade="BF"/>
+          <w:sz w:val="20"/>
+          <w:szCs w:val="20"/>
+          <w:highlight w:val="lightGray"/>
+        </w:rPr>
+      </w:pPr>
+      <w:r>
+        <w:rPr>
+          <w:rFonts w:ascii="Calibri Light" w:hAnsi="Calibri Light" w:cs="Calibri Light"/>
+          <w:color w:val="2E74B5" w:themeColor="accent5" w:themeShade="BF"/>
+          <w:sz w:val="20"/>
+          <w:szCs w:val="20"/>
+          <w:highlight w:val="lightGray"/>
+        </w:rPr>
+        <w:t>Login Authentication System:</w:t>
+      </w:r>
+    </w:p>
+    <w:p>
+      <w:pPr>
+        <w:spacing w:after="0" w:line="240" w:lineRule="auto"/>
+        <w:rPr>
+          <w:rFonts w:ascii="Calibri Light" w:hAnsi="Calibri Light" w:cs="Calibri Light"/>
+          <w:color w:val="2E74B5" w:themeColor="accent5" w:themeShade="BF"/>
+          <w:sz w:val="20"/>
+          <w:szCs w:val="20"/>
+          <w:highlight w:val="lightGray"/>
+        </w:rPr>
+      </w:pPr>
+    </w:p>
+    <w:p>
+      <w:pPr>
+        <w:spacing w:after="0" w:line="240" w:lineRule="auto"/>
+        <w:rPr>
+          <w:rFonts w:ascii="Calibri Light" w:hAnsi="Calibri Light" w:cs="Calibri Light"/>
+          <w:color w:val="2E74B5" w:themeColor="accent5" w:themeShade="BF"/>
+          <w:sz w:val="20"/>
+          <w:szCs w:val="20"/>
+          <w:highlight w:val="lightGray"/>
+        </w:rPr>
+      </w:pPr>
+      <w:r>
+        <w:rPr>
+          <w:rFonts w:ascii="Calibri Light" w:hAnsi="Calibri Light" w:cs="Calibri Light"/>
+          <w:color w:val="2E74B5" w:themeColor="accent5" w:themeShade="BF"/>
+          <w:sz w:val="20"/>
+          <w:szCs w:val="20"/>
+          <w:highlight w:val="lightGray"/>
+        </w:rPr>
+        <w:t>Write a Python program that validates a user's login credentials based on specific security requirements.</w:t>
+      </w:r>
+    </w:p>
+    <w:p>
+      <w:pPr>
+        <w:spacing w:after="0" w:line="240" w:lineRule="auto"/>
+        <w:rPr>
+          <w:rFonts w:ascii="Calibri Light" w:hAnsi="Calibri Light" w:cs="Calibri Light"/>
+          <w:color w:val="2E74B5" w:themeColor="accent5" w:themeShade="BF"/>
+          <w:sz w:val="20"/>
+          <w:szCs w:val="20"/>
+          <w:highlight w:val="lightGray"/>
+        </w:rPr>
+      </w:pPr>
+      <w:r>
+        <w:rPr>
+          <w:rFonts w:ascii="Calibri Light" w:hAnsi="Calibri Light" w:cs="Calibri Light"/>
+          <w:color w:val="2E74B5" w:themeColor="accent5" w:themeShade="BF"/>
+          <w:sz w:val="20"/>
+          <w:szCs w:val="20"/>
+          <w:highlight w:val="lightGray"/>
+        </w:rPr>
+        <w:t>The program should:</w:t>
+      </w:r>
+    </w:p>
+    <w:p>
+      <w:pPr>
+        <w:spacing w:after="0" w:line="240" w:lineRule="auto"/>
+        <w:rPr>
+          <w:rFonts w:ascii="Calibri Light" w:hAnsi="Calibri Light" w:cs="Calibri Light"/>
+          <w:color w:val="2E74B5" w:themeColor="accent5" w:themeShade="BF"/>
+          <w:sz w:val="20"/>
+          <w:szCs w:val="20"/>
+          <w:highlight w:val="lightGray"/>
+        </w:rPr>
+      </w:pPr>
+      <w:r>
+        <w:rPr>
+          <w:rFonts w:ascii="Calibri Light" w:hAnsi="Calibri Light" w:cs="Calibri Light"/>
+          <w:color w:val="2E74B5" w:themeColor="accent5" w:themeShade="BF"/>
+          <w:sz w:val="20"/>
+          <w:szCs w:val="20"/>
+          <w:highlight w:val="lightGray"/>
+        </w:rPr>
+        <w:t>    1. Prompt the user to enter a username and password.</w:t>
+      </w:r>
+    </w:p>
+    <w:p>
+      <w:pPr>
+        <w:spacing w:after="0" w:line="240" w:lineRule="auto"/>
+        <w:rPr>
+          <w:rFonts w:ascii="Calibri Light" w:hAnsi="Calibri Light" w:cs="Calibri Light"/>
+          <w:color w:val="2E74B5" w:themeColor="accent5" w:themeShade="BF"/>
+          <w:sz w:val="20"/>
+          <w:szCs w:val="20"/>
+          <w:highlight w:val="lightGray"/>
+        </w:rPr>
+      </w:pPr>
+      <w:r>
+        <w:rPr>
+          <w:rFonts w:ascii="Calibri Light" w:hAnsi="Calibri Light" w:cs="Calibri Light"/>
+          <w:color w:val="2E74B5" w:themeColor="accent5" w:themeShade="BF"/>
+          <w:sz w:val="20"/>
+          <w:szCs w:val="20"/>
+          <w:highlight w:val="lightGray"/>
+        </w:rPr>
+        <w:t>    2. Validate the username and password based on the following criteria:</w:t>
+      </w:r>
+    </w:p>
+    <w:p>
+      <w:pPr>
+        <w:spacing w:after="0" w:line="240" w:lineRule="auto"/>
+        <w:rPr>
+          <w:rFonts w:ascii="Calibri Light" w:hAnsi="Calibri Light" w:cs="Calibri Light"/>
+          <w:color w:val="2E74B5" w:themeColor="accent5" w:themeShade="BF"/>
+          <w:sz w:val="20"/>
+          <w:szCs w:val="20"/>
+          <w:highlight w:val="lightGray"/>
+        </w:rPr>
+      </w:pPr>
+      <w:r>
+        <w:rPr>
+          <w:rFonts w:ascii="Calibri Light" w:hAnsi="Calibri Light" w:cs="Calibri Light"/>
+          <w:color w:val="2E74B5" w:themeColor="accent5" w:themeShade="BF"/>
+          <w:sz w:val="20"/>
+          <w:szCs w:val="20"/>
+          <w:highlight w:val="lightGray"/>
+        </w:rPr>
+        <w:t>        - The username must be at least 5 characters long and contain only alphanumeric characters.</w:t>
+      </w:r>
+    </w:p>
+    <w:p>
+      <w:pPr>
+        <w:spacing w:after="0" w:line="240" w:lineRule="auto"/>
+        <w:rPr>
+          <w:rFonts w:ascii="Calibri Light" w:hAnsi="Calibri Light" w:cs="Calibri Light"/>
+          <w:color w:val="2E74B5" w:themeColor="accent5" w:themeShade="BF"/>
+          <w:sz w:val="20"/>
+          <w:szCs w:val="20"/>
+          <w:highlight w:val="lightGray"/>
+        </w:rPr>
+      </w:pPr>
+      <w:r>
+        <w:rPr>
+          <w:rFonts w:ascii="Calibri Light" w:hAnsi="Calibri Light" w:cs="Calibri Light"/>
+          <w:color w:val="2E74B5" w:themeColor="accent5" w:themeShade="BF"/>
+          <w:sz w:val="20"/>
+          <w:szCs w:val="20"/>
+          <w:highlight w:val="lightGray"/>
+        </w:rPr>
+        <w:t>        - The password must be at least 8 characters long, contain at least one digit.</w:t>
+      </w:r>
+    </w:p>
+    <w:p>
+      <w:pPr>
+        <w:spacing w:after="0" w:line="240" w:lineRule="auto"/>
+        <w:rPr>
+          <w:rFonts w:ascii="Calibri Light" w:hAnsi="Calibri Light" w:cs="Calibri Light"/>
+          <w:color w:val="2E74B5" w:themeColor="accent5" w:themeShade="BF"/>
+          <w:sz w:val="20"/>
+          <w:szCs w:val="20"/>
+          <w:highlight w:val="lightGray"/>
+        </w:rPr>
+      </w:pPr>
+      <w:r>
+        <w:rPr>
+          <w:rFonts w:ascii="Calibri Light" w:hAnsi="Calibri Light" w:cs="Calibri Light"/>
+          <w:color w:val="2E74B5" w:themeColor="accent5" w:themeShade="BF"/>
+          <w:sz w:val="20"/>
+          <w:szCs w:val="20"/>
+          <w:highlight w:val="lightGray"/>
+        </w:rPr>
+        <w:t>    3. If the credentials are valid, print a success message. Otherwise, print an error message indicating which criteria were not met.</w:t>
+      </w:r>
+    </w:p>
+    <w:p>
+      <w:pPr>
+        <w:spacing w:after="0" w:line="240" w:lineRule="auto"/>
+        <w:rPr>
+          <w:rFonts w:ascii="Calibri Light" w:hAnsi="Calibri Light" w:cs="Calibri Light"/>
+          <w:color w:val="2E74B5" w:themeColor="accent5" w:themeShade="BF"/>
+          <w:sz w:val="20"/>
+          <w:szCs w:val="20"/>
+          <w:highlight w:val="lightGray"/>
+        </w:rPr>
+      </w:pPr>
+      <w:r>
+        <w:rPr>
+          <w:rFonts w:ascii="Calibri Light" w:hAnsi="Calibri Light" w:cs="Calibri Light"/>
+          <w:color w:val="2E74B5" w:themeColor="accent5" w:themeShade="BF"/>
+          <w:sz w:val="20"/>
+          <w:szCs w:val="20"/>
+          <w:highlight w:val="lightGray"/>
+        </w:rPr>
+        <w:t xml:space="preserve">    </w:t>
+      </w:r>
+    </w:p>
+    <w:p>
+      <w:pPr>
+        <w:spacing w:after="0" w:line="240" w:lineRule="auto"/>
+        <w:rPr>
+          <w:rFonts w:ascii="Calibri Light" w:hAnsi="Calibri Light" w:cs="Calibri Light"/>
+          <w:color w:val="2E74B5" w:themeColor="accent5" w:themeShade="BF"/>
+          <w:sz w:val="20"/>
+          <w:szCs w:val="20"/>
+          <w:highlight w:val="lightGray"/>
+        </w:rPr>
+      </w:pPr>
+      <w:r>
+        <w:rPr>
+          <w:rFonts w:ascii="Calibri Light" w:hAnsi="Calibri Light" w:cs="Calibri Light"/>
+          <w:color w:val="2E74B5" w:themeColor="accent5" w:themeShade="BF"/>
+          <w:sz w:val="20"/>
+          <w:szCs w:val="20"/>
+          <w:highlight w:val="lightGray"/>
+        </w:rPr>
+        <w:t>"""</w:t>
+      </w:r>
+    </w:p>
+    <w:p>
+      <w:pPr>
+        <w:spacing w:after="0" w:line="240" w:lineRule="auto"/>
+        <w:rPr>
+          <w:rFonts w:ascii="Calibri Light" w:hAnsi="Calibri Light" w:cs="Calibri Light"/>
+          <w:color w:val="2E74B5" w:themeColor="accent5" w:themeShade="BF"/>
+          <w:sz w:val="20"/>
+          <w:szCs w:val="20"/>
+          <w:highlight w:val="lightGray"/>
+        </w:rPr>
+      </w:pPr>
+    </w:p>
+    <w:p>
+      <w:pPr>
+        <w:spacing w:after="0" w:line="240" w:lineRule="auto"/>
+        <w:rPr>
+          <w:rFonts w:ascii="Calibri Light" w:hAnsi="Calibri Light" w:cs="Calibri Light"/>
+          <w:color w:val="2E74B5" w:themeColor="accent5" w:themeShade="BF"/>
+          <w:sz w:val="20"/>
+          <w:szCs w:val="20"/>
+          <w:highlight w:val="lightGray"/>
+        </w:rPr>
+      </w:pPr>
+      <w:r>
+        <w:rPr>
+          <w:rFonts w:ascii="Calibri Light" w:hAnsi="Calibri Light" w:cs="Calibri Light"/>
+          <w:color w:val="2E74B5" w:themeColor="accent5" w:themeShade="BF"/>
+          <w:sz w:val="20"/>
+          <w:szCs w:val="20"/>
+          <w:highlight w:val="lightGray"/>
+        </w:rPr>
+        <w:t xml:space="preserve">def </w:t>
+      </w:r>
+      <w:proofErr w:type="spellStart"/>
+      <w:r>
+        <w:rPr>
+          <w:rFonts w:ascii="Calibri Light" w:hAnsi="Calibri Light" w:cs="Calibri Light"/>
+          <w:color w:val="2E74B5" w:themeColor="accent5" w:themeShade="BF"/>
+          <w:sz w:val="20"/>
+          <w:szCs w:val="20"/>
+          <w:highlight w:val="lightGray"/>
+        </w:rPr>
+        <w:t>validate_username</w:t>
+      </w:r>
+      <w:proofErr w:type="spellEnd"/>
+      <w:r>
+        <w:rPr>
+          <w:rFonts w:ascii="Calibri Light" w:hAnsi="Calibri Light" w:cs="Calibri Light"/>
+          <w:color w:val="2E74B5" w:themeColor="accent5" w:themeShade="BF"/>
+          <w:sz w:val="20"/>
+          <w:szCs w:val="20"/>
+          <w:highlight w:val="lightGray"/>
+        </w:rPr>
+        <w:t>(username):</w:t>
+      </w:r>
+    </w:p>
+    <w:p>
+      <w:pPr>
+        <w:spacing w:after="0" w:line="240" w:lineRule="auto"/>
+        <w:rPr>
+          <w:rFonts w:ascii="Calibri Light" w:hAnsi="Calibri Light" w:cs="Calibri Light"/>
+          <w:color w:val="2E74B5" w:themeColor="accent5" w:themeShade="BF"/>
+          <w:sz w:val="20"/>
+          <w:szCs w:val="20"/>
+          <w:highlight w:val="lightGray"/>
+        </w:rPr>
+      </w:pPr>
+      <w:r>
+        <w:rPr>
+          <w:rFonts w:ascii="Calibri Light" w:hAnsi="Calibri Light" w:cs="Calibri Light"/>
+          <w:color w:val="2E74B5" w:themeColor="accent5" w:themeShade="BF"/>
+          <w:sz w:val="20"/>
+          <w:szCs w:val="20"/>
+          <w:highlight w:val="lightGray"/>
+        </w:rPr>
+        <w:t xml:space="preserve">    if </w:t>
+      </w:r>
+      <w:proofErr w:type="spellStart"/>
+      <w:r>
+        <w:rPr>
+          <w:rFonts w:ascii="Calibri Light" w:hAnsi="Calibri Light" w:cs="Calibri Light"/>
+          <w:color w:val="2E74B5" w:themeColor="accent5" w:themeShade="BF"/>
+          <w:sz w:val="20"/>
+          <w:szCs w:val="20"/>
+          <w:highlight w:val="lightGray"/>
+        </w:rPr>
+        <w:t>len</w:t>
+      </w:r>
+      <w:proofErr w:type="spellEnd"/>
+      <w:r>
+        <w:rPr>
+          <w:rFonts w:ascii="Calibri Light" w:hAnsi="Calibri Light" w:cs="Calibri Light"/>
+          <w:color w:val="2E74B5" w:themeColor="accent5" w:themeShade="BF"/>
+          <w:sz w:val="20"/>
+          <w:szCs w:val="20"/>
+          <w:highlight w:val="lightGray"/>
+        </w:rPr>
+        <w:t>(username) &lt; 5:</w:t>
+      </w:r>
+    </w:p>
+    <w:p>
+      <w:pPr>
+        <w:spacing w:after="0" w:line="240" w:lineRule="auto"/>
+        <w:rPr>
+          <w:rFonts w:ascii="Calibri Light" w:hAnsi="Calibri Light" w:cs="Calibri Light"/>
+          <w:color w:val="2E74B5" w:themeColor="accent5" w:themeShade="BF"/>
+          <w:sz w:val="20"/>
+          <w:szCs w:val="20"/>
+          <w:highlight w:val="lightGray"/>
+        </w:rPr>
+      </w:pPr>
+      <w:r>
+        <w:rPr>
+          <w:rFonts w:ascii="Calibri Light" w:hAnsi="Calibri Light" w:cs="Calibri Light"/>
+          <w:color w:val="2E74B5" w:themeColor="accent5" w:themeShade="BF"/>
+          <w:sz w:val="20"/>
+          <w:szCs w:val="20"/>
+          <w:highlight w:val="lightGray"/>
+        </w:rPr>
+        <w:t xml:space="preserve">        </w:t>
+      </w:r>
+      <w:proofErr w:type="gramStart"/>
+      <w:r>
+        <w:rPr>
+          <w:rFonts w:ascii="Calibri Light" w:hAnsi="Calibri Light" w:cs="Calibri Light"/>
+          <w:color w:val="2E74B5" w:themeColor="accent5" w:themeShade="BF"/>
+          <w:sz w:val="20"/>
+          <w:szCs w:val="20"/>
+          <w:highlight w:val="lightGray"/>
+        </w:rPr>
+        <w:t>print(</w:t>
+      </w:r>
+      <w:proofErr w:type="gramEnd"/>
+      <w:r>
+        <w:rPr>
+          <w:rFonts w:ascii="Calibri Light" w:hAnsi="Calibri Light" w:cs="Calibri Light"/>
+          <w:color w:val="2E74B5" w:themeColor="accent5" w:themeShade="BF"/>
+          <w:sz w:val="20"/>
+          <w:szCs w:val="20"/>
+          <w:highlight w:val="lightGray"/>
+        </w:rPr>
+        <w:t>"Username must be at least 5 characters long.")</w:t>
+      </w:r>
+    </w:p>
+    <w:p>
+      <w:pPr>
+        <w:spacing w:after="0" w:line="240" w:lineRule="auto"/>
+        <w:rPr>
+          <w:rFonts w:ascii="Calibri Light" w:hAnsi="Calibri Light" w:cs="Calibri Light"/>
+          <w:color w:val="2E74B5" w:themeColor="accent5" w:themeShade="BF"/>
+          <w:sz w:val="20"/>
+          <w:szCs w:val="20"/>
+          <w:highlight w:val="lightGray"/>
+        </w:rPr>
+      </w:pPr>
+      <w:r>
+        <w:rPr>
+          <w:rFonts w:ascii="Calibri Light" w:hAnsi="Calibri Light" w:cs="Calibri Light"/>
+          <w:color w:val="2E74B5" w:themeColor="accent5" w:themeShade="BF"/>
+          <w:sz w:val="20"/>
+          <w:szCs w:val="20"/>
+          <w:highlight w:val="lightGray"/>
+        </w:rPr>
+        <w:t>        return False</w:t>
+      </w:r>
+    </w:p>
+    <w:p>
+      <w:pPr>
+        <w:spacing w:after="0" w:line="240" w:lineRule="auto"/>
+        <w:rPr>
+          <w:rFonts w:ascii="Calibri Light" w:hAnsi="Calibri Light" w:cs="Calibri Light"/>
+          <w:color w:val="2E74B5" w:themeColor="accent5" w:themeShade="BF"/>
+          <w:sz w:val="20"/>
+          <w:szCs w:val="20"/>
+          <w:highlight w:val="lightGray"/>
+        </w:rPr>
+      </w:pPr>
+      <w:r>
+        <w:rPr>
+          <w:rFonts w:ascii="Calibri Light" w:hAnsi="Calibri Light" w:cs="Calibri Light"/>
+          <w:color w:val="2E74B5" w:themeColor="accent5" w:themeShade="BF"/>
+          <w:sz w:val="20"/>
+          <w:szCs w:val="20"/>
+          <w:highlight w:val="lightGray"/>
+        </w:rPr>
+        <w:t xml:space="preserve">    # </w:t>
+      </w:r>
+      <w:proofErr w:type="gramStart"/>
+      <w:r>
+        <w:rPr>
+          <w:rFonts w:ascii="Calibri Light" w:hAnsi="Calibri Light" w:cs="Calibri Light"/>
+          <w:color w:val="2E74B5" w:themeColor="accent5" w:themeShade="BF"/>
+          <w:sz w:val="20"/>
+          <w:szCs w:val="20"/>
+          <w:highlight w:val="lightGray"/>
+        </w:rPr>
+        <w:t>if</w:t>
+      </w:r>
+      <w:proofErr w:type="gramEnd"/>
+      <w:r>
+        <w:rPr>
+          <w:rFonts w:ascii="Calibri Light" w:hAnsi="Calibri Light" w:cs="Calibri Light"/>
+          <w:color w:val="2E74B5" w:themeColor="accent5" w:themeShade="BF"/>
+          <w:sz w:val="20"/>
+          <w:szCs w:val="20"/>
+          <w:highlight w:val="lightGray"/>
+        </w:rPr>
+        <w:t xml:space="preserve"> not </w:t>
+      </w:r>
+      <w:proofErr w:type="spellStart"/>
+      <w:proofErr w:type="gramStart"/>
+      <w:r>
+        <w:rPr>
+          <w:rFonts w:ascii="Calibri Light" w:hAnsi="Calibri Light" w:cs="Calibri Light"/>
+          <w:color w:val="2E74B5" w:themeColor="accent5" w:themeShade="BF"/>
+          <w:sz w:val="20"/>
+          <w:szCs w:val="20"/>
+          <w:highlight w:val="lightGray"/>
+        </w:rPr>
+        <w:t>username.isalnum</w:t>
+      </w:r>
+      <w:proofErr w:type="spellEnd"/>
+      <w:proofErr w:type="gramEnd"/>
+      <w:r>
+        <w:rPr>
+          <w:rFonts w:ascii="Calibri Light" w:hAnsi="Calibri Light" w:cs="Calibri Light"/>
+          <w:color w:val="2E74B5" w:themeColor="accent5" w:themeShade="BF"/>
+          <w:sz w:val="20"/>
+          <w:szCs w:val="20"/>
+          <w:highlight w:val="lightGray"/>
+        </w:rPr>
+        <w:t>():</w:t>
+      </w:r>
+    </w:p>
+    <w:p>
+      <w:pPr>
+        <w:spacing w:after="0" w:line="240" w:lineRule="auto"/>
+        <w:rPr>
+          <w:rFonts w:ascii="Calibri Light" w:hAnsi="Calibri Light" w:cs="Calibri Light"/>
+          <w:color w:val="2E74B5" w:themeColor="accent5" w:themeShade="BF"/>
+          <w:sz w:val="20"/>
+          <w:szCs w:val="20"/>
+          <w:highlight w:val="lightGray"/>
+        </w:rPr>
+      </w:pPr>
+      <w:r>
+        <w:rPr>
+          <w:rFonts w:ascii="Calibri Light" w:hAnsi="Calibri Light" w:cs="Calibri Light"/>
+          <w:color w:val="2E74B5" w:themeColor="accent5" w:themeShade="BF"/>
+          <w:sz w:val="20"/>
+          <w:szCs w:val="20"/>
+          <w:highlight w:val="lightGray"/>
+        </w:rPr>
+        <w:t xml:space="preserve">    #     </w:t>
+      </w:r>
+      <w:proofErr w:type="gramStart"/>
+      <w:r>
+        <w:rPr>
+          <w:rFonts w:ascii="Calibri Light" w:hAnsi="Calibri Light" w:cs="Calibri Light"/>
+          <w:color w:val="2E74B5" w:themeColor="accent5" w:themeShade="BF"/>
+          <w:sz w:val="20"/>
+          <w:szCs w:val="20"/>
+          <w:highlight w:val="lightGray"/>
+        </w:rPr>
+        <w:t>print(</w:t>
+      </w:r>
+      <w:proofErr w:type="gramEnd"/>
+      <w:r>
+        <w:rPr>
+          <w:rFonts w:ascii="Calibri Light" w:hAnsi="Calibri Light" w:cs="Calibri Light"/>
+          <w:color w:val="2E74B5" w:themeColor="accent5" w:themeShade="BF"/>
+          <w:sz w:val="20"/>
+          <w:szCs w:val="20"/>
+          <w:highlight w:val="lightGray"/>
+        </w:rPr>
+        <w:t>"Username must contain only alphanumeric characters.")</w:t>
+      </w:r>
+    </w:p>
+    <w:p>
+      <w:pPr>
+        <w:spacing w:after="0" w:line="240" w:lineRule="auto"/>
+        <w:rPr>
+          <w:rFonts w:ascii="Calibri Light" w:hAnsi="Calibri Light" w:cs="Calibri Light"/>
+          <w:color w:val="2E74B5" w:themeColor="accent5" w:themeShade="BF"/>
+          <w:sz w:val="20"/>
+          <w:szCs w:val="20"/>
+          <w:highlight w:val="lightGray"/>
+        </w:rPr>
+      </w:pPr>
+      <w:r>
+        <w:rPr>
+          <w:rFonts w:ascii="Calibri Light" w:hAnsi="Calibri Light" w:cs="Calibri Light"/>
+          <w:color w:val="2E74B5" w:themeColor="accent5" w:themeShade="BF"/>
+          <w:sz w:val="20"/>
+          <w:szCs w:val="20"/>
+          <w:highlight w:val="lightGray"/>
+        </w:rPr>
+        <w:t xml:space="preserve">    #     </w:t>
+      </w:r>
+      <w:proofErr w:type="gramStart"/>
+      <w:r>
+        <w:rPr>
+          <w:rFonts w:ascii="Calibri Light" w:hAnsi="Calibri Light" w:cs="Calibri Light"/>
+          <w:color w:val="2E74B5" w:themeColor="accent5" w:themeShade="BF"/>
+          <w:sz w:val="20"/>
+          <w:szCs w:val="20"/>
+          <w:highlight w:val="lightGray"/>
+        </w:rPr>
+        <w:t>return</w:t>
+      </w:r>
+      <w:proofErr w:type="gramEnd"/>
+      <w:r>
+        <w:rPr>
+          <w:rFonts w:ascii="Calibri Light" w:hAnsi="Calibri Light" w:cs="Calibri Light"/>
+          <w:color w:val="2E74B5" w:themeColor="accent5" w:themeShade="BF"/>
+          <w:sz w:val="20"/>
+          <w:szCs w:val="20"/>
+          <w:highlight w:val="lightGray"/>
+        </w:rPr>
+        <w:t xml:space="preserve"> False</w:t>
+      </w:r>
+    </w:p>
+    <w:p>
+      <w:pPr>
+        <w:spacing w:after="0" w:line="240" w:lineRule="auto"/>
+        <w:rPr>
+          <w:rFonts w:ascii="Calibri Light" w:hAnsi="Calibri Light" w:cs="Calibri Light"/>
+          <w:color w:val="2E74B5" w:themeColor="accent5" w:themeShade="BF"/>
+          <w:sz w:val="20"/>
+          <w:szCs w:val="20"/>
+          <w:highlight w:val="lightGray"/>
+        </w:rPr>
+      </w:pPr>
+      <w:r>
+        <w:rPr>
+          <w:rFonts w:ascii="Calibri Light" w:hAnsi="Calibri Light" w:cs="Calibri Light"/>
+          <w:color w:val="2E74B5" w:themeColor="accent5" w:themeShade="BF"/>
+          <w:sz w:val="20"/>
+          <w:szCs w:val="20"/>
+          <w:highlight w:val="lightGray"/>
+        </w:rPr>
+        <w:t>    return True</w:t>
+      </w:r>
+    </w:p>
+    <w:p>
+      <w:pPr>
+        <w:spacing w:after="0" w:line="240" w:lineRule="auto"/>
+        <w:rPr>
+          <w:rFonts w:ascii="Calibri Light" w:hAnsi="Calibri Light" w:cs="Calibri Light"/>
+          <w:color w:val="2E74B5" w:themeColor="accent5" w:themeShade="BF"/>
+          <w:sz w:val="20"/>
+          <w:szCs w:val="20"/>
+          <w:highlight w:val="lightGray"/>
+        </w:rPr>
+      </w:pPr>
+    </w:p>
+    <w:p>
+      <w:pPr>
+        <w:spacing w:after="0" w:line="240" w:lineRule="auto"/>
+        <w:rPr>
+          <w:rFonts w:ascii="Calibri Light" w:hAnsi="Calibri Light" w:cs="Calibri Light"/>
+          <w:color w:val="2E74B5" w:themeColor="accent5" w:themeShade="BF"/>
+          <w:sz w:val="20"/>
+          <w:szCs w:val="20"/>
+          <w:highlight w:val="lightGray"/>
+        </w:rPr>
+      </w:pPr>
+      <w:r>
+        <w:rPr>
+          <w:rFonts w:ascii="Calibri Light" w:hAnsi="Calibri Light" w:cs="Calibri Light"/>
+          <w:color w:val="2E74B5" w:themeColor="accent5" w:themeShade="BF"/>
+          <w:sz w:val="20"/>
+          <w:szCs w:val="20"/>
+          <w:highlight w:val="lightGray"/>
+        </w:rPr>
+        <w:t xml:space="preserve">def </w:t>
+      </w:r>
+      <w:proofErr w:type="spellStart"/>
+      <w:r>
+        <w:rPr>
+          <w:rFonts w:ascii="Calibri Light" w:hAnsi="Calibri Light" w:cs="Calibri Light"/>
+          <w:color w:val="2E74B5" w:themeColor="accent5" w:themeShade="BF"/>
+          <w:sz w:val="20"/>
+          <w:szCs w:val="20"/>
+          <w:highlight w:val="lightGray"/>
+        </w:rPr>
+        <w:t>validate_password</w:t>
+      </w:r>
+      <w:proofErr w:type="spellEnd"/>
+      <w:r>
+        <w:rPr>
+          <w:rFonts w:ascii="Calibri Light" w:hAnsi="Calibri Light" w:cs="Calibri Light"/>
+          <w:color w:val="2E74B5" w:themeColor="accent5" w:themeShade="BF"/>
+          <w:sz w:val="20"/>
+          <w:szCs w:val="20"/>
+          <w:highlight w:val="lightGray"/>
+        </w:rPr>
+        <w:t>(password):</w:t>
+      </w:r>
+    </w:p>
+    <w:p>
+      <w:pPr>
+        <w:spacing w:after="0" w:line="240" w:lineRule="auto"/>
+        <w:rPr>
+          <w:rFonts w:ascii="Calibri Light" w:hAnsi="Calibri Light" w:cs="Calibri Light"/>
+          <w:color w:val="2E74B5" w:themeColor="accent5" w:themeShade="BF"/>
+          <w:sz w:val="20"/>
+          <w:szCs w:val="20"/>
+          <w:highlight w:val="lightGray"/>
+        </w:rPr>
+      </w:pPr>
+      <w:r>
+        <w:rPr>
+          <w:rFonts w:ascii="Calibri Light" w:hAnsi="Calibri Light" w:cs="Calibri Light"/>
+          <w:color w:val="2E74B5" w:themeColor="accent5" w:themeShade="BF"/>
+          <w:sz w:val="20"/>
+          <w:szCs w:val="20"/>
+          <w:highlight w:val="lightGray"/>
+        </w:rPr>
+        <w:t xml:space="preserve">    if </w:t>
+      </w:r>
+      <w:proofErr w:type="spellStart"/>
+      <w:r>
+        <w:rPr>
+          <w:rFonts w:ascii="Calibri Light" w:hAnsi="Calibri Light" w:cs="Calibri Light"/>
+          <w:color w:val="2E74B5" w:themeColor="accent5" w:themeShade="BF"/>
+          <w:sz w:val="20"/>
+          <w:szCs w:val="20"/>
+          <w:highlight w:val="lightGray"/>
+        </w:rPr>
+        <w:t>len</w:t>
+      </w:r>
+      <w:proofErr w:type="spellEnd"/>
+      <w:r>
+        <w:rPr>
+          <w:rFonts w:ascii="Calibri Light" w:hAnsi="Calibri Light" w:cs="Calibri Light"/>
+          <w:color w:val="2E74B5" w:themeColor="accent5" w:themeShade="BF"/>
+          <w:sz w:val="20"/>
+          <w:szCs w:val="20"/>
+          <w:highlight w:val="lightGray"/>
+        </w:rPr>
+        <w:t>(password) &lt; 8:</w:t>
+      </w:r>
+    </w:p>
+    <w:p>
+      <w:pPr>
+        <w:spacing w:after="0" w:line="240" w:lineRule="auto"/>
+        <w:rPr>
+          <w:rFonts w:ascii="Calibri Light" w:hAnsi="Calibri Light" w:cs="Calibri Light"/>
+          <w:color w:val="2E74B5" w:themeColor="accent5" w:themeShade="BF"/>
+          <w:sz w:val="20"/>
+          <w:szCs w:val="20"/>
+          <w:highlight w:val="lightGray"/>
+        </w:rPr>
+      </w:pPr>
+      <w:r>
+        <w:rPr>
+          <w:rFonts w:ascii="Calibri Light" w:hAnsi="Calibri Light" w:cs="Calibri Light"/>
+          <w:color w:val="2E74B5" w:themeColor="accent5" w:themeShade="BF"/>
+          <w:sz w:val="20"/>
+          <w:szCs w:val="20"/>
+          <w:highlight w:val="lightGray"/>
+        </w:rPr>
+        <w:t xml:space="preserve">        </w:t>
+      </w:r>
+      <w:proofErr w:type="gramStart"/>
+      <w:r>
+        <w:rPr>
+          <w:rFonts w:ascii="Calibri Light" w:hAnsi="Calibri Light" w:cs="Calibri Light"/>
+          <w:color w:val="2E74B5" w:themeColor="accent5" w:themeShade="BF"/>
+          <w:sz w:val="20"/>
+          <w:szCs w:val="20"/>
+          <w:highlight w:val="lightGray"/>
+        </w:rPr>
+        <w:t>print(</w:t>
+      </w:r>
+      <w:proofErr w:type="gramEnd"/>
+      <w:r>
+        <w:rPr>
+          <w:rFonts w:ascii="Calibri Light" w:hAnsi="Calibri Light" w:cs="Calibri Light"/>
+          <w:color w:val="2E74B5" w:themeColor="accent5" w:themeShade="BF"/>
+          <w:sz w:val="20"/>
+          <w:szCs w:val="20"/>
+          <w:highlight w:val="lightGray"/>
+        </w:rPr>
+        <w:t>"Password must be at least 8 characters long.")</w:t>
+      </w:r>
+    </w:p>
+    <w:p>
+      <w:pPr>
+        <w:spacing w:after="0" w:line="240" w:lineRule="auto"/>
+        <w:rPr>
+          <w:rFonts w:ascii="Calibri Light" w:hAnsi="Calibri Light" w:cs="Calibri Light"/>
+          <w:color w:val="2E74B5" w:themeColor="accent5" w:themeShade="BF"/>
+          <w:sz w:val="20"/>
+          <w:szCs w:val="20"/>
+          <w:highlight w:val="lightGray"/>
+        </w:rPr>
+      </w:pPr>
+      <w:r>
+        <w:rPr>
+          <w:rFonts w:ascii="Calibri Light" w:hAnsi="Calibri Light" w:cs="Calibri Light"/>
+          <w:color w:val="2E74B5" w:themeColor="accent5" w:themeShade="BF"/>
+          <w:sz w:val="20"/>
+          <w:szCs w:val="20"/>
+          <w:highlight w:val="lightGray"/>
+        </w:rPr>
+        <w:t>        return False</w:t>
+      </w:r>
+    </w:p>
+    <w:p>
+      <w:pPr>
+        <w:spacing w:after="0" w:line="240" w:lineRule="auto"/>
+        <w:rPr>
+          <w:rFonts w:ascii="Calibri Light" w:hAnsi="Calibri Light" w:cs="Calibri Light"/>
+          <w:color w:val="2E74B5" w:themeColor="accent5" w:themeShade="BF"/>
+          <w:sz w:val="20"/>
+          <w:szCs w:val="20"/>
+          <w:highlight w:val="lightGray"/>
+        </w:rPr>
+      </w:pPr>
+      <w:r>
+        <w:rPr>
+          <w:rFonts w:ascii="Calibri Light" w:hAnsi="Calibri Light" w:cs="Calibri Light"/>
+          <w:color w:val="2E74B5" w:themeColor="accent5" w:themeShade="BF"/>
+          <w:sz w:val="20"/>
+          <w:szCs w:val="20"/>
+          <w:highlight w:val="lightGray"/>
+        </w:rPr>
+        <w:t>    if not any(</w:t>
+      </w:r>
+      <w:proofErr w:type="spellStart"/>
+      <w:proofErr w:type="gramStart"/>
+      <w:r>
+        <w:rPr>
+          <w:rFonts w:ascii="Calibri Light" w:hAnsi="Calibri Light" w:cs="Calibri Light"/>
+          <w:color w:val="2E74B5" w:themeColor="accent5" w:themeShade="BF"/>
+          <w:sz w:val="20"/>
+          <w:szCs w:val="20"/>
+          <w:highlight w:val="lightGray"/>
+        </w:rPr>
+        <w:t>c.isdigit</w:t>
+      </w:r>
+      <w:proofErr w:type="spellEnd"/>
+      <w:proofErr w:type="gramEnd"/>
+      <w:r>
+        <w:rPr>
+          <w:rFonts w:ascii="Calibri Light" w:hAnsi="Calibri Light" w:cs="Calibri Light"/>
+          <w:color w:val="2E74B5" w:themeColor="accent5" w:themeShade="BF"/>
+          <w:sz w:val="20"/>
+          <w:szCs w:val="20"/>
+          <w:highlight w:val="lightGray"/>
+        </w:rPr>
+        <w:t>() for c in password):</w:t>
+      </w:r>
+    </w:p>
+    <w:p>
+      <w:pPr>
+        <w:spacing w:after="0" w:line="240" w:lineRule="auto"/>
+        <w:rPr>
+          <w:rFonts w:ascii="Calibri Light" w:hAnsi="Calibri Light" w:cs="Calibri Light"/>
+          <w:color w:val="2E74B5" w:themeColor="accent5" w:themeShade="BF"/>
+          <w:sz w:val="20"/>
+          <w:szCs w:val="20"/>
+          <w:highlight w:val="lightGray"/>
+        </w:rPr>
+      </w:pPr>
+      <w:r>
+        <w:rPr>
+          <w:rFonts w:ascii="Calibri Light" w:hAnsi="Calibri Light" w:cs="Calibri Light"/>
+          <w:color w:val="2E74B5" w:themeColor="accent5" w:themeShade="BF"/>
+          <w:sz w:val="20"/>
+          <w:szCs w:val="20"/>
+          <w:highlight w:val="lightGray"/>
+        </w:rPr>
+        <w:t xml:space="preserve">        </w:t>
+      </w:r>
+      <w:proofErr w:type="gramStart"/>
+      <w:r>
+        <w:rPr>
+          <w:rFonts w:ascii="Calibri Light" w:hAnsi="Calibri Light" w:cs="Calibri Light"/>
+          <w:color w:val="2E74B5" w:themeColor="accent5" w:themeShade="BF"/>
+          <w:sz w:val="20"/>
+          <w:szCs w:val="20"/>
+          <w:highlight w:val="lightGray"/>
+        </w:rPr>
+        <w:t>print(</w:t>
+      </w:r>
+      <w:proofErr w:type="gramEnd"/>
+      <w:r>
+        <w:rPr>
+          <w:rFonts w:ascii="Calibri Light" w:hAnsi="Calibri Light" w:cs="Calibri Light"/>
+          <w:color w:val="2E74B5" w:themeColor="accent5" w:themeShade="BF"/>
+          <w:sz w:val="20"/>
+          <w:szCs w:val="20"/>
+          <w:highlight w:val="lightGray"/>
+        </w:rPr>
+        <w:t>"Password must contain at least one digit.")</w:t>
+      </w:r>
+    </w:p>
+    <w:p>
+      <w:pPr>
+        <w:spacing w:after="0" w:line="240" w:lineRule="auto"/>
+        <w:rPr>
+          <w:rFonts w:ascii="Calibri Light" w:hAnsi="Calibri Light" w:cs="Calibri Light"/>
+          <w:color w:val="2E74B5" w:themeColor="accent5" w:themeShade="BF"/>
+          <w:sz w:val="20"/>
+          <w:szCs w:val="20"/>
+          <w:highlight w:val="lightGray"/>
+        </w:rPr>
+      </w:pPr>
+      <w:r>
+        <w:rPr>
+          <w:rFonts w:ascii="Calibri Light" w:hAnsi="Calibri Light" w:cs="Calibri Light"/>
+          <w:color w:val="2E74B5" w:themeColor="accent5" w:themeShade="BF"/>
+          <w:sz w:val="20"/>
+          <w:szCs w:val="20"/>
+          <w:highlight w:val="lightGray"/>
+        </w:rPr>
+        <w:t>        return False</w:t>
+      </w:r>
+    </w:p>
+    <w:p>
+      <w:pPr>
+        <w:spacing w:after="0" w:line="240" w:lineRule="auto"/>
+        <w:rPr>
+          <w:rFonts w:ascii="Calibri Light" w:hAnsi="Calibri Light" w:cs="Calibri Light"/>
+          <w:color w:val="2E74B5" w:themeColor="accent5" w:themeShade="BF"/>
+          <w:sz w:val="20"/>
+          <w:szCs w:val="20"/>
+          <w:highlight w:val="lightGray"/>
+        </w:rPr>
+      </w:pPr>
+      <w:r>
+        <w:rPr>
+          <w:rFonts w:ascii="Calibri Light" w:hAnsi="Calibri Light" w:cs="Calibri Light"/>
+          <w:color w:val="2E74B5" w:themeColor="accent5" w:themeShade="BF"/>
+          <w:sz w:val="20"/>
+          <w:szCs w:val="20"/>
+          <w:highlight w:val="lightGray"/>
+        </w:rPr>
+        <w:t>    return True</w:t>
+      </w:r>
+    </w:p>
+    <w:p>
+      <w:pPr>
+        <w:spacing w:after="0" w:line="240" w:lineRule="auto"/>
+        <w:rPr>
+          <w:rFonts w:ascii="Calibri Light" w:hAnsi="Calibri Light" w:cs="Calibri Light"/>
+          <w:color w:val="2E74B5" w:themeColor="accent5" w:themeShade="BF"/>
+          <w:sz w:val="20"/>
+          <w:szCs w:val="20"/>
+          <w:highlight w:val="lightGray"/>
+        </w:rPr>
+      </w:pPr>
+    </w:p>
+    <w:p>
+      <w:pPr>
+        <w:spacing w:after="0" w:line="240" w:lineRule="auto"/>
+        <w:rPr>
+          <w:rFonts w:ascii="Calibri Light" w:hAnsi="Calibri Light" w:cs="Calibri Light"/>
+          <w:color w:val="2E74B5" w:themeColor="accent5" w:themeShade="BF"/>
+          <w:sz w:val="20"/>
+          <w:szCs w:val="20"/>
+          <w:highlight w:val="lightGray"/>
+        </w:rPr>
+      </w:pPr>
+      <w:r>
+        <w:rPr>
+          <w:rFonts w:ascii="Calibri Light" w:hAnsi="Calibri Light" w:cs="Calibri Light"/>
+          <w:color w:val="2E74B5" w:themeColor="accent5" w:themeShade="BF"/>
+          <w:sz w:val="20"/>
+          <w:szCs w:val="20"/>
+          <w:highlight w:val="lightGray"/>
+        </w:rPr>
+        <w:t># Get user input for username and password</w:t>
+      </w:r>
+    </w:p>
+    <w:p>
+      <w:pPr>
+        <w:spacing w:after="0" w:line="240" w:lineRule="auto"/>
+        <w:rPr>
+          <w:rFonts w:ascii="Calibri Light" w:hAnsi="Calibri Light" w:cs="Calibri Light"/>
+          <w:color w:val="2E74B5" w:themeColor="accent5" w:themeShade="BF"/>
+          <w:sz w:val="20"/>
+          <w:szCs w:val="20"/>
+          <w:highlight w:val="lightGray"/>
+        </w:rPr>
+      </w:pPr>
+      <w:r>
+        <w:rPr>
+          <w:rFonts w:ascii="Calibri Light" w:hAnsi="Calibri Light" w:cs="Calibri Light"/>
+          <w:color w:val="2E74B5" w:themeColor="accent5" w:themeShade="BF"/>
+          <w:sz w:val="20"/>
+          <w:szCs w:val="20"/>
+          <w:highlight w:val="lightGray"/>
+        </w:rPr>
+        <w:t xml:space="preserve">username = </w:t>
+      </w:r>
+      <w:proofErr w:type="gramStart"/>
+      <w:r>
+        <w:rPr>
+          <w:rFonts w:ascii="Calibri Light" w:hAnsi="Calibri Light" w:cs="Calibri Light"/>
+          <w:color w:val="2E74B5" w:themeColor="accent5" w:themeShade="BF"/>
+          <w:sz w:val="20"/>
+          <w:szCs w:val="20"/>
+          <w:highlight w:val="lightGray"/>
+        </w:rPr>
+        <w:t>input(</w:t>
+      </w:r>
+      <w:proofErr w:type="gramEnd"/>
+      <w:r>
+        <w:rPr>
+          <w:rFonts w:ascii="Calibri Light" w:hAnsi="Calibri Light" w:cs="Calibri Light"/>
+          <w:color w:val="2E74B5" w:themeColor="accent5" w:themeShade="BF"/>
+          <w:sz w:val="20"/>
+          <w:szCs w:val="20"/>
+          <w:highlight w:val="lightGray"/>
+        </w:rPr>
+        <w:t xml:space="preserve">"Enter your username: ")   </w:t>
+      </w:r>
+    </w:p>
+    <w:p>
+      <w:pPr>
+        <w:spacing w:after="0" w:line="240" w:lineRule="auto"/>
+        <w:rPr>
+          <w:rFonts w:ascii="Calibri Light" w:hAnsi="Calibri Light" w:cs="Calibri Light"/>
+          <w:color w:val="2E74B5" w:themeColor="accent5" w:themeShade="BF"/>
+          <w:sz w:val="20"/>
+          <w:szCs w:val="20"/>
+          <w:highlight w:val="lightGray"/>
+        </w:rPr>
+      </w:pPr>
+      <w:r>
+        <w:rPr>
+          <w:rFonts w:ascii="Calibri Light" w:hAnsi="Calibri Light" w:cs="Calibri Light"/>
+          <w:color w:val="2E74B5" w:themeColor="accent5" w:themeShade="BF"/>
+          <w:sz w:val="20"/>
+          <w:szCs w:val="20"/>
+          <w:highlight w:val="lightGray"/>
+        </w:rPr>
+        <w:t xml:space="preserve">password = </w:t>
+      </w:r>
+      <w:proofErr w:type="gramStart"/>
+      <w:r>
+        <w:rPr>
+          <w:rFonts w:ascii="Calibri Light" w:hAnsi="Calibri Light" w:cs="Calibri Light"/>
+          <w:color w:val="2E74B5" w:themeColor="accent5" w:themeShade="BF"/>
+          <w:sz w:val="20"/>
+          <w:szCs w:val="20"/>
+          <w:highlight w:val="lightGray"/>
+        </w:rPr>
+        <w:t>input(</w:t>
+      </w:r>
+      <w:proofErr w:type="gramEnd"/>
+      <w:r>
+        <w:rPr>
+          <w:rFonts w:ascii="Calibri Light" w:hAnsi="Calibri Light" w:cs="Calibri Light"/>
+          <w:color w:val="2E74B5" w:themeColor="accent5" w:themeShade="BF"/>
+          <w:sz w:val="20"/>
+          <w:szCs w:val="20"/>
+          <w:highlight w:val="lightGray"/>
+        </w:rPr>
+        <w:t>"Enter your password: ")</w:t>
+      </w:r>
+    </w:p>
+    <w:p>
+      <w:pPr>
+        <w:spacing w:after="0" w:line="240" w:lineRule="auto"/>
+        <w:rPr>
+          <w:rFonts w:ascii="Calibri Light" w:hAnsi="Calibri Light" w:cs="Calibri Light"/>
+          <w:color w:val="2E74B5" w:themeColor="accent5" w:themeShade="BF"/>
+          <w:sz w:val="20"/>
+          <w:szCs w:val="20"/>
+          <w:highlight w:val="lightGray"/>
+        </w:rPr>
+      </w:pPr>
+      <w:r>
+        <w:rPr>
+          <w:rFonts w:ascii="Calibri Light" w:hAnsi="Calibri Light" w:cs="Calibri Light"/>
+          <w:color w:val="2E74B5" w:themeColor="accent5" w:themeShade="BF"/>
+          <w:sz w:val="20"/>
+          <w:szCs w:val="20"/>
+          <w:highlight w:val="lightGray"/>
+        </w:rPr>
+        <w:t># Validate username and password</w:t>
+      </w:r>
+    </w:p>
+    <w:p>
+      <w:pPr>
+        <w:spacing w:after="0" w:line="240" w:lineRule="auto"/>
+        <w:rPr>
+          <w:rFonts w:ascii="Calibri Light" w:hAnsi="Calibri Light" w:cs="Calibri Light"/>
+          <w:color w:val="2E74B5" w:themeColor="accent5" w:themeShade="BF"/>
+          <w:sz w:val="20"/>
+          <w:szCs w:val="20"/>
+          <w:highlight w:val="lightGray"/>
+        </w:rPr>
+      </w:pPr>
+      <w:proofErr w:type="spellStart"/>
+      <w:r>
+        <w:rPr>
+          <w:rFonts w:ascii="Calibri Light" w:hAnsi="Calibri Light" w:cs="Calibri Light"/>
+          <w:color w:val="2E74B5" w:themeColor="accent5" w:themeShade="BF"/>
+          <w:sz w:val="20"/>
+          <w:szCs w:val="20"/>
+          <w:highlight w:val="lightGray"/>
+        </w:rPr>
+        <w:t>username_error</w:t>
+      </w:r>
+      <w:proofErr w:type="spellEnd"/>
+      <w:r>
+        <w:rPr>
+          <w:rFonts w:ascii="Calibri Light" w:hAnsi="Calibri Light" w:cs="Calibri Light"/>
+          <w:color w:val="2E74B5" w:themeColor="accent5" w:themeShade="BF"/>
+          <w:sz w:val="20"/>
+          <w:szCs w:val="20"/>
+          <w:highlight w:val="lightGray"/>
+        </w:rPr>
+        <w:t xml:space="preserve"> = </w:t>
+      </w:r>
+      <w:proofErr w:type="spellStart"/>
+      <w:r>
+        <w:rPr>
+          <w:rFonts w:ascii="Calibri Light" w:hAnsi="Calibri Light" w:cs="Calibri Light"/>
+          <w:color w:val="2E74B5" w:themeColor="accent5" w:themeShade="BF"/>
+          <w:sz w:val="20"/>
+          <w:szCs w:val="20"/>
+          <w:highlight w:val="lightGray"/>
+        </w:rPr>
+        <w:t>validate_username</w:t>
+      </w:r>
+      <w:proofErr w:type="spellEnd"/>
+      <w:r>
+        <w:rPr>
+          <w:rFonts w:ascii="Calibri Light" w:hAnsi="Calibri Light" w:cs="Calibri Light"/>
+          <w:color w:val="2E74B5" w:themeColor="accent5" w:themeShade="BF"/>
+          <w:sz w:val="20"/>
+          <w:szCs w:val="20"/>
+          <w:highlight w:val="lightGray"/>
+        </w:rPr>
+        <w:t>(username)</w:t>
+      </w:r>
+    </w:p>
+    <w:p>
+      <w:pPr>
+        <w:spacing w:after="0" w:line="240" w:lineRule="auto"/>
+        <w:rPr>
+          <w:rFonts w:ascii="Calibri Light" w:hAnsi="Calibri Light" w:cs="Calibri Light"/>
+          <w:color w:val="2E74B5" w:themeColor="accent5" w:themeShade="BF"/>
+          <w:sz w:val="20"/>
+          <w:szCs w:val="20"/>
+          <w:highlight w:val="lightGray"/>
+        </w:rPr>
+      </w:pPr>
+      <w:proofErr w:type="spellStart"/>
+      <w:r>
+        <w:rPr>
+          <w:rFonts w:ascii="Calibri Light" w:hAnsi="Calibri Light" w:cs="Calibri Light"/>
+          <w:color w:val="2E74B5" w:themeColor="accent5" w:themeShade="BF"/>
+          <w:sz w:val="20"/>
+          <w:szCs w:val="20"/>
+          <w:highlight w:val="lightGray"/>
+        </w:rPr>
+        <w:t>password_error</w:t>
+      </w:r>
+      <w:proofErr w:type="spellEnd"/>
+      <w:r>
+        <w:rPr>
+          <w:rFonts w:ascii="Calibri Light" w:hAnsi="Calibri Light" w:cs="Calibri Light"/>
+          <w:color w:val="2E74B5" w:themeColor="accent5" w:themeShade="BF"/>
+          <w:sz w:val="20"/>
+          <w:szCs w:val="20"/>
+          <w:highlight w:val="lightGray"/>
+        </w:rPr>
+        <w:t xml:space="preserve"> = </w:t>
+      </w:r>
+      <w:proofErr w:type="spellStart"/>
+      <w:r>
+        <w:rPr>
+          <w:rFonts w:ascii="Calibri Light" w:hAnsi="Calibri Light" w:cs="Calibri Light"/>
+          <w:color w:val="2E74B5" w:themeColor="accent5" w:themeShade="BF"/>
+          <w:sz w:val="20"/>
+          <w:szCs w:val="20"/>
+          <w:highlight w:val="lightGray"/>
+        </w:rPr>
+        <w:t>validate_password</w:t>
+      </w:r>
+      <w:proofErr w:type="spellEnd"/>
+      <w:r>
+        <w:rPr>
+          <w:rFonts w:ascii="Calibri Light" w:hAnsi="Calibri Light" w:cs="Calibri Light"/>
+          <w:color w:val="2E74B5" w:themeColor="accent5" w:themeShade="BF"/>
+          <w:sz w:val="20"/>
+          <w:szCs w:val="20"/>
+          <w:highlight w:val="lightGray"/>
+        </w:rPr>
+        <w:t>(password)</w:t>
+      </w:r>
+    </w:p>
+    <w:p>
+      <w:pPr>
+        <w:spacing w:after="0" w:line="240" w:lineRule="auto"/>
+        <w:rPr>
+          <w:rFonts w:ascii="Calibri Light" w:hAnsi="Calibri Light" w:cs="Calibri Light"/>
+          <w:color w:val="2E74B5" w:themeColor="accent5" w:themeShade="BF"/>
+          <w:sz w:val="20"/>
+          <w:szCs w:val="20"/>
+          <w:highlight w:val="lightGray"/>
+        </w:rPr>
+      </w:pPr>
+      <w:r>
+        <w:rPr>
+          <w:rFonts w:ascii="Calibri Light" w:hAnsi="Calibri Light" w:cs="Calibri Light"/>
+          <w:color w:val="2E74B5" w:themeColor="accent5" w:themeShade="BF"/>
+          <w:sz w:val="20"/>
+          <w:szCs w:val="20"/>
+          <w:highlight w:val="lightGray"/>
+        </w:rPr>
+        <w:t xml:space="preserve">if not </w:t>
+      </w:r>
+      <w:proofErr w:type="spellStart"/>
+      <w:r>
+        <w:rPr>
+          <w:rFonts w:ascii="Calibri Light" w:hAnsi="Calibri Light" w:cs="Calibri Light"/>
+          <w:color w:val="2E74B5" w:themeColor="accent5" w:themeShade="BF"/>
+          <w:sz w:val="20"/>
+          <w:szCs w:val="20"/>
+          <w:highlight w:val="lightGray"/>
+        </w:rPr>
+        <w:t>username_error</w:t>
+      </w:r>
+      <w:proofErr w:type="spellEnd"/>
+      <w:r>
+        <w:rPr>
+          <w:rFonts w:ascii="Calibri Light" w:hAnsi="Calibri Light" w:cs="Calibri Light"/>
+          <w:color w:val="2E74B5" w:themeColor="accent5" w:themeShade="BF"/>
+          <w:sz w:val="20"/>
+          <w:szCs w:val="20"/>
+          <w:highlight w:val="lightGray"/>
+        </w:rPr>
+        <w:t>:</w:t>
+      </w:r>
+    </w:p>
+    <w:p>
+      <w:pPr>
+        <w:spacing w:after="0" w:line="240" w:lineRule="auto"/>
+        <w:rPr>
+          <w:rFonts w:ascii="Calibri Light" w:hAnsi="Calibri Light" w:cs="Calibri Light"/>
+          <w:color w:val="2E74B5" w:themeColor="accent5" w:themeShade="BF"/>
+          <w:sz w:val="20"/>
+          <w:szCs w:val="20"/>
+          <w:highlight w:val="lightGray"/>
+        </w:rPr>
+      </w:pPr>
+      <w:r>
+        <w:rPr>
+          <w:rFonts w:ascii="Calibri Light" w:hAnsi="Calibri Light" w:cs="Calibri Light"/>
+          <w:color w:val="2E74B5" w:themeColor="accent5" w:themeShade="BF"/>
+          <w:sz w:val="20"/>
+          <w:szCs w:val="20"/>
+          <w:highlight w:val="lightGray"/>
+        </w:rPr>
+        <w:t xml:space="preserve">    </w:t>
+      </w:r>
+      <w:proofErr w:type="gramStart"/>
+      <w:r>
+        <w:rPr>
+          <w:rFonts w:ascii="Calibri Light" w:hAnsi="Calibri Light" w:cs="Calibri Light"/>
+          <w:color w:val="2E74B5" w:themeColor="accent5" w:themeShade="BF"/>
+          <w:sz w:val="20"/>
+          <w:szCs w:val="20"/>
+          <w:highlight w:val="lightGray"/>
+        </w:rPr>
+        <w:t>print(</w:t>
+      </w:r>
+      <w:proofErr w:type="gramEnd"/>
+      <w:r>
+        <w:rPr>
+          <w:rFonts w:ascii="Calibri Light" w:hAnsi="Calibri Light" w:cs="Calibri Light"/>
+          <w:color w:val="2E74B5" w:themeColor="accent5" w:themeShade="BF"/>
+          <w:sz w:val="20"/>
+          <w:szCs w:val="20"/>
+          <w:highlight w:val="lightGray"/>
+        </w:rPr>
+        <w:t xml:space="preserve">"Username Error:", </w:t>
+      </w:r>
+      <w:proofErr w:type="spellStart"/>
+      <w:r>
+        <w:rPr>
+          <w:rFonts w:ascii="Calibri Light" w:hAnsi="Calibri Light" w:cs="Calibri Light"/>
+          <w:color w:val="2E74B5" w:themeColor="accent5" w:themeShade="BF"/>
+          <w:sz w:val="20"/>
+          <w:szCs w:val="20"/>
+          <w:highlight w:val="lightGray"/>
+        </w:rPr>
+        <w:t>username_error</w:t>
+      </w:r>
+      <w:proofErr w:type="spellEnd"/>
+      <w:r>
+        <w:rPr>
+          <w:rFonts w:ascii="Calibri Light" w:hAnsi="Calibri Light" w:cs="Calibri Light"/>
+          <w:color w:val="2E74B5" w:themeColor="accent5" w:themeShade="BF"/>
+          <w:sz w:val="20"/>
+          <w:szCs w:val="20"/>
+          <w:highlight w:val="lightGray"/>
+        </w:rPr>
+        <w:t>)</w:t>
+      </w:r>
+    </w:p>
+    <w:p>
+      <w:pPr>
+        <w:spacing w:after="0" w:line="240" w:lineRule="auto"/>
+        <w:rPr>
+          <w:rFonts w:ascii="Calibri Light" w:hAnsi="Calibri Light" w:cs="Calibri Light"/>
+          <w:color w:val="2E74B5" w:themeColor="accent5" w:themeShade="BF"/>
+          <w:sz w:val="20"/>
+          <w:szCs w:val="20"/>
+          <w:highlight w:val="lightGray"/>
+        </w:rPr>
+      </w:pPr>
+      <w:r>
+        <w:rPr>
+          <w:rFonts w:ascii="Calibri Light" w:hAnsi="Calibri Light" w:cs="Calibri Light"/>
+          <w:color w:val="2E74B5" w:themeColor="accent5" w:themeShade="BF"/>
+          <w:sz w:val="20"/>
+          <w:szCs w:val="20"/>
+          <w:highlight w:val="lightGray"/>
+        </w:rPr>
+        <w:t xml:space="preserve">if not </w:t>
+      </w:r>
+      <w:proofErr w:type="spellStart"/>
+      <w:r>
+        <w:rPr>
+          <w:rFonts w:ascii="Calibri Light" w:hAnsi="Calibri Light" w:cs="Calibri Light"/>
+          <w:color w:val="2E74B5" w:themeColor="accent5" w:themeShade="BF"/>
+          <w:sz w:val="20"/>
+          <w:szCs w:val="20"/>
+          <w:highlight w:val="lightGray"/>
+        </w:rPr>
+        <w:t>password_error</w:t>
+      </w:r>
+      <w:proofErr w:type="spellEnd"/>
+      <w:r>
+        <w:rPr>
+          <w:rFonts w:ascii="Calibri Light" w:hAnsi="Calibri Light" w:cs="Calibri Light"/>
+          <w:color w:val="2E74B5" w:themeColor="accent5" w:themeShade="BF"/>
+          <w:sz w:val="20"/>
+          <w:szCs w:val="20"/>
+          <w:highlight w:val="lightGray"/>
+        </w:rPr>
+        <w:t>:</w:t>
+      </w:r>
+    </w:p>
+    <w:p>
+      <w:pPr>
+        <w:spacing w:after="0" w:line="240" w:lineRule="auto"/>
+        <w:rPr>
+          <w:rFonts w:ascii="Calibri Light" w:hAnsi="Calibri Light" w:cs="Calibri Light"/>
+          <w:color w:val="2E74B5" w:themeColor="accent5" w:themeShade="BF"/>
+          <w:sz w:val="20"/>
+          <w:szCs w:val="20"/>
+          <w:highlight w:val="lightGray"/>
+        </w:rPr>
+      </w:pPr>
+      <w:r>
+        <w:rPr>
+          <w:rFonts w:ascii="Calibri Light" w:hAnsi="Calibri Light" w:cs="Calibri Light"/>
+          <w:color w:val="2E74B5" w:themeColor="accent5" w:themeShade="BF"/>
+          <w:sz w:val="20"/>
+          <w:szCs w:val="20"/>
+          <w:highlight w:val="lightGray"/>
+        </w:rPr>
+        <w:t xml:space="preserve">    </w:t>
+      </w:r>
+      <w:proofErr w:type="gramStart"/>
+      <w:r>
+        <w:rPr>
+          <w:rFonts w:ascii="Calibri Light" w:hAnsi="Calibri Light" w:cs="Calibri Light"/>
+          <w:color w:val="2E74B5" w:themeColor="accent5" w:themeShade="BF"/>
+          <w:sz w:val="20"/>
+          <w:szCs w:val="20"/>
+          <w:highlight w:val="lightGray"/>
+        </w:rPr>
+        <w:t>print(</w:t>
+      </w:r>
+      <w:proofErr w:type="gramEnd"/>
+      <w:r>
+        <w:rPr>
+          <w:rFonts w:ascii="Calibri Light" w:hAnsi="Calibri Light" w:cs="Calibri Light"/>
+          <w:color w:val="2E74B5" w:themeColor="accent5" w:themeShade="BF"/>
+          <w:sz w:val="20"/>
+          <w:szCs w:val="20"/>
+          <w:highlight w:val="lightGray"/>
+        </w:rPr>
+        <w:t xml:space="preserve">"Password Error:", </w:t>
+      </w:r>
+      <w:proofErr w:type="spellStart"/>
+      <w:r>
+        <w:rPr>
+          <w:rFonts w:ascii="Calibri Light" w:hAnsi="Calibri Light" w:cs="Calibri Light"/>
+          <w:color w:val="2E74B5" w:themeColor="accent5" w:themeShade="BF"/>
+          <w:sz w:val="20"/>
+          <w:szCs w:val="20"/>
+          <w:highlight w:val="lightGray"/>
+        </w:rPr>
+        <w:t>password_error</w:t>
+      </w:r>
+      <w:proofErr w:type="spellEnd"/>
+      <w:r>
+        <w:rPr>
+          <w:rFonts w:ascii="Calibri Light" w:hAnsi="Calibri Light" w:cs="Calibri Light"/>
+          <w:color w:val="2E74B5" w:themeColor="accent5" w:themeShade="BF"/>
+          <w:sz w:val="20"/>
+          <w:szCs w:val="20"/>
+          <w:highlight w:val="lightGray"/>
+        </w:rPr>
+        <w:t>)</w:t>
+      </w:r>
+    </w:p>
+    <w:p>
+      <w:pPr>
+        <w:spacing w:after="0" w:line="240" w:lineRule="auto"/>
+        <w:rPr>
+          <w:rFonts w:ascii="Calibri Light" w:hAnsi="Calibri Light" w:cs="Calibri Light"/>
+          <w:color w:val="2E74B5" w:themeColor="accent5" w:themeShade="BF"/>
+          <w:sz w:val="20"/>
+          <w:szCs w:val="20"/>
+          <w:highlight w:val="lightGray"/>
+        </w:rPr>
+      </w:pPr>
+      <w:r>
+        <w:rPr>
+          <w:rFonts w:ascii="Calibri Light" w:hAnsi="Calibri Light" w:cs="Calibri Light"/>
+          <w:color w:val="2E74B5" w:themeColor="accent5" w:themeShade="BF"/>
+          <w:sz w:val="20"/>
+          <w:szCs w:val="20"/>
+          <w:highlight w:val="lightGray"/>
+        </w:rPr>
+        <w:t xml:space="preserve">if </w:t>
+      </w:r>
+      <w:proofErr w:type="spellStart"/>
+      <w:r>
+        <w:rPr>
+          <w:rFonts w:ascii="Calibri Light" w:hAnsi="Calibri Light" w:cs="Calibri Light"/>
+          <w:color w:val="2E74B5" w:themeColor="accent5" w:themeShade="BF"/>
+          <w:sz w:val="20"/>
+          <w:szCs w:val="20"/>
+          <w:highlight w:val="lightGray"/>
+        </w:rPr>
+        <w:t>username_error</w:t>
+      </w:r>
+      <w:proofErr w:type="spellEnd"/>
+      <w:r>
+        <w:rPr>
+          <w:rFonts w:ascii="Calibri Light" w:hAnsi="Calibri Light" w:cs="Calibri Light"/>
+          <w:color w:val="2E74B5" w:themeColor="accent5" w:themeShade="BF"/>
+          <w:sz w:val="20"/>
+          <w:szCs w:val="20"/>
+          <w:highlight w:val="lightGray"/>
+        </w:rPr>
+        <w:t xml:space="preserve"> and </w:t>
+      </w:r>
+      <w:proofErr w:type="spellStart"/>
+      <w:r>
+        <w:rPr>
+          <w:rFonts w:ascii="Calibri Light" w:hAnsi="Calibri Light" w:cs="Calibri Light"/>
+          <w:color w:val="2E74B5" w:themeColor="accent5" w:themeShade="BF"/>
+          <w:sz w:val="20"/>
+          <w:szCs w:val="20"/>
+          <w:highlight w:val="lightGray"/>
+        </w:rPr>
+        <w:t>password_error</w:t>
+      </w:r>
+      <w:proofErr w:type="spellEnd"/>
+      <w:r>
+        <w:rPr>
+          <w:rFonts w:ascii="Calibri Light" w:hAnsi="Calibri Light" w:cs="Calibri Light"/>
+          <w:color w:val="2E74B5" w:themeColor="accent5" w:themeShade="BF"/>
+          <w:sz w:val="20"/>
+          <w:szCs w:val="20"/>
+          <w:highlight w:val="lightGray"/>
+        </w:rPr>
+        <w:t>:</w:t>
+      </w:r>
+    </w:p>
+    <w:p>
+      <w:pPr>
+        <w:spacing w:after="0" w:line="240" w:lineRule="auto"/>
+        <w:rPr>
+          <w:rFonts w:ascii="Calibri Light" w:hAnsi="Calibri Light" w:cs="Calibri Light"/>
+          <w:color w:val="2E74B5" w:themeColor="accent5" w:themeShade="BF"/>
+          <w:sz w:val="20"/>
+          <w:szCs w:val="20"/>
+          <w:highlight w:val="lightGray"/>
+        </w:rPr>
+      </w:pPr>
+      <w:r>
+        <w:rPr>
+          <w:rFonts w:ascii="Calibri Light" w:hAnsi="Calibri Light" w:cs="Calibri Light"/>
+          <w:color w:val="2E74B5" w:themeColor="accent5" w:themeShade="BF"/>
+          <w:sz w:val="20"/>
+          <w:szCs w:val="20"/>
+          <w:highlight w:val="lightGray"/>
+        </w:rPr>
+        <w:t xml:space="preserve">    </w:t>
+      </w:r>
+      <w:proofErr w:type="gramStart"/>
+      <w:r>
+        <w:rPr>
+          <w:rFonts w:ascii="Calibri Light" w:hAnsi="Calibri Light" w:cs="Calibri Light"/>
+          <w:color w:val="2E74B5" w:themeColor="accent5" w:themeShade="BF"/>
+          <w:sz w:val="20"/>
+          <w:szCs w:val="20"/>
+          <w:highlight w:val="lightGray"/>
+        </w:rPr>
+        <w:t>print(</w:t>
+      </w:r>
+      <w:proofErr w:type="gramEnd"/>
+      <w:r>
+        <w:rPr>
+          <w:rFonts w:ascii="Calibri Light" w:hAnsi="Calibri Light" w:cs="Calibri Light"/>
+          <w:color w:val="2E74B5" w:themeColor="accent5" w:themeShade="BF"/>
+          <w:sz w:val="20"/>
+          <w:szCs w:val="20"/>
+          <w:highlight w:val="lightGray"/>
+        </w:rPr>
+        <w:t>"Login successful!")</w:t>
+      </w:r>
+    </w:p>
+    <w:p>
+      <w:pPr>
+        <w:spacing w:after="0" w:line="240" w:lineRule="auto"/>
+        <w:rPr>
+          <w:rFonts w:ascii="Calibri Light" w:hAnsi="Calibri Light" w:cs="Calibri Light"/>
+          <w:color w:val="2E74B5" w:themeColor="accent5" w:themeShade="BF"/>
+          <w:sz w:val="20"/>
+          <w:szCs w:val="20"/>
+          <w:highlight w:val="lightGray"/>
+        </w:rPr>
+      </w:pPr>
+      <w:r>
+        <w:rPr>
+          <w:rFonts w:ascii="Calibri Light" w:hAnsi="Calibri Light" w:cs="Calibri Light"/>
+          <w:color w:val="2E74B5" w:themeColor="accent5" w:themeShade="BF"/>
+          <w:sz w:val="20"/>
+          <w:szCs w:val="20"/>
+          <w:highlight w:val="lightGray"/>
+        </w:rPr>
+        <w:t xml:space="preserve">    </w:t>
+      </w:r>
+      <w:proofErr w:type="gramStart"/>
+      <w:r>
+        <w:rPr>
+          <w:rFonts w:ascii="Calibri Light" w:hAnsi="Calibri Light" w:cs="Calibri Light"/>
+          <w:color w:val="2E74B5" w:themeColor="accent5" w:themeShade="BF"/>
+          <w:sz w:val="20"/>
+          <w:szCs w:val="20"/>
+          <w:highlight w:val="lightGray"/>
+        </w:rPr>
+        <w:t>print(</w:t>
+      </w:r>
+      <w:proofErr w:type="gramEnd"/>
+      <w:r>
+        <w:rPr>
+          <w:rFonts w:ascii="Calibri Light" w:hAnsi="Calibri Light" w:cs="Calibri Light"/>
+          <w:color w:val="2E74B5" w:themeColor="accent5" w:themeShade="BF"/>
+          <w:sz w:val="20"/>
+          <w:szCs w:val="20"/>
+          <w:highlight w:val="lightGray"/>
+        </w:rPr>
+        <w:t>"Return: True")</w:t>
+      </w:r>
+    </w:p>
+    <w:p>
+      <w:pPr>
+        <w:rPr>
+          <w:u w:val="single"/>
+        </w:rPr>
+      </w:pPr>
+    </w:p>
+    <w:p>
+      <w:pPr>
+        <w:rPr>
+          <w:u w:val="single"/>
+        </w:rPr>
+      </w:pPr>
+    </w:p>
+    <w:p>
+      <w:pPr>
+        <w:rPr>
+          <w:u w:val="single"/>
+        </w:rPr>
+      </w:pPr>
+      <w:r>
+        <w:rPr>
+          <w:u w:val="single"/>
+        </w:rPr>
+        <w:lastRenderedPageBreak/>
+        <w:t>Output:</w:t>
+      </w:r>
+    </w:p>
+    <w:p>
+      <w:pPr>
+        <w:rPr>
+          <w:u w:val="single"/>
+        </w:rPr>
+      </w:pPr>
+      <w:r>
+        <w:rPr>
+          <w:noProof/>
+        </w:rPr>
+        <w:drawing>
+          <wp:inline distT="0" distB="0" distL="0" distR="0" wp14:anchorId="3C4E8C5E" wp14:editId="0EB52647">
+            <wp:extent cx="5733415" cy="3909060"/>
+            <wp:effectExtent l="0" t="0" r="635" b="0"/>
+            <wp:docPr id="1843001381" name="Picture 1"/>
+            <wp:cNvGraphicFramePr>
+              <a:graphicFrameLocks xmlns:a="http://schemas.openxmlformats.org/drawingml/2006/main" noChangeAspect="1"/>
+            </wp:cNvGraphicFramePr>
+            <a:graphic xmlns:a="http://schemas.openxmlformats.org/drawingml/2006/main">
+              <a:graphicData uri="http://schemas.openxmlformats.org/drawingml/2006/picture">
+                <pic:pic xmlns:pic="http://schemas.openxmlformats.org/drawingml/2006/picture">
+                  <pic:nvPicPr>
+                    <pic:cNvPr id="1843001381" name=""/>
+                    <pic:cNvPicPr/>
+                  </pic:nvPicPr>
+                  <pic:blipFill>
+                    <a:blip r:embed="rId7"/>
+                    <a:stretch>
+                      <a:fillRect/>
+                    </a:stretch>
+                  </pic:blipFill>
+                  <pic:spPr>
+                    <a:xfrm>
+                      <a:off x="0" y="0"/>
+                      <a:ext cx="5733415" cy="3909060"/>
+                    </a:xfrm>
+                    <a:prstGeom prst="rect">
+                      <a:avLst/>
+                    </a:prstGeom>
+                  </pic:spPr>
+                </pic:pic>
+              </a:graphicData>
+            </a:graphic>
+          </wp:inline>
+        </w:drawing>
+      </w:r>
     </w:p>
     <w:sectPr>
       <w:pgSz w:w="11909" w:h="16834" w:code="9"/>
@@ -4073,6 +5866,41 @@
       <w:spacing w:val="5"/>
     </w:rPr>
   </w:style>
+  <w:style w:type="character" w:styleId="Hyperlink">
+    <w:name w:val="Hyperlink"/>
+    <w:basedOn w:val="DefaultParagraphFont"/>
+    <w:uiPriority w:val="99"/>
+    <w:unhideWhenUsed/>
+    <w:rsid w:val="003667FB"/>
+    <w:rPr>
+      <w:color w:val="0563C1" w:themeColor="hyperlink"/>
+      <w:u w:val="single"/>
+    </w:rPr>
+  </w:style>
+  <w:style w:type="character" w:styleId="UnresolvedMention">
+    <w:name w:val="Unresolved Mention"/>
+    <w:basedOn w:val="DefaultParagraphFont"/>
+    <w:uiPriority w:val="99"/>
+    <w:semiHidden/>
+    <w:unhideWhenUsed/>
+    <w:rsid w:val="003667FB"/>
+    <w:rPr>
+      <w:color w:val="605E5C"/>
+      <w:shd w:val="clear" w:color="auto" w:fill="E1DFDD"/>
+    </w:rPr>
+  </w:style>
+  <w:style w:type="character" w:styleId="FollowedHyperlink">
+    <w:name w:val="FollowedHyperlink"/>
+    <w:basedOn w:val="DefaultParagraphFont"/>
+    <w:uiPriority w:val="99"/>
+    <w:semiHidden/>
+    <w:unhideWhenUsed/>
+    <w:rsid w:val="003667FB"/>
+    <w:rPr>
+      <w:color w:val="954F72" w:themeColor="followedHyperlink"/>
+      <w:u w:val="single"/>
+    </w:rPr>
+  </w:style>
 </w:styles>
 </file>
 
